--- a/docs/Vector-Mobile-Expo.docx
+++ b/docs/Vector-Mobile-Expo.docx
@@ -257,7 +257,7 @@
           <w:szCs w:val="18"/>
           <w:color w:val="333333"/>
         </w:rPr>
-        <w:t xml:space="preserve">npm run sync        # copy the shared engine into src/</w:t>
+        <w:t xml:space="preserve">npm run sync        # copy the shared engine into engine/src/</w:t>
       </w:r>
     </w:p>
     <w:p>
@@ -545,7 +545,7 @@
           <w:sz w:val="22"/>
           <w:szCs w:val="22"/>
         </w:rPr>
-        <w:t xml:space="preserve">Store metadata can reuse ../store/privacy-policy.html and ../store/listing.md.</w:t>
+        <w:t xml:space="preserve">Store metadata can reuse ../ui/store/privacy-policy.html and ../ui/store/listing.md.</w:t>
       </w:r>
     </w:p>
     <w:p>
@@ -583,7 +583,7 @@
           <w:szCs w:val="18"/>
           <w:color w:val="333333"/>
         </w:rPr>
-        <w:t xml:space="preserve">mobile-expo/</w:t>
+        <w:t xml:space="preserve">ui/mobile-expo/</w:t>
       </w:r>
     </w:p>
     <w:p>
@@ -653,21 +653,21 @@
           <w:szCs w:val="18"/>
           <w:color w:val="333333"/>
         </w:rPr>
-        <w:t xml:space="preserve">  sync-engine.ps1        copies ../src engine files into src/</w:t>
-      </w:r>
-    </w:p>
-    <w:p>
-      <w:pPr>
-        <w:spacing w:before="0" w:after="0"/>
-      </w:pPr>
-      <w:r>
-        <w:rPr>
-          <w:rFonts w:ascii="Consolas" w:hAnsi="Consolas"/>
-          <w:sz w:val="18"/>
-          <w:szCs w:val="18"/>
-          <w:color w:val="333333"/>
-        </w:rPr>
-        <w:t xml:space="preserve">  src/                   taxonomy.js, semantic.js, analyzer.js, llm.js (generated)</w:t>
+        <w:t xml:space="preserve">  sync-engine.ps1        copies ../src engine files into engine/src/</w:t>
+      </w:r>
+    </w:p>
+    <w:p>
+      <w:pPr>
+        <w:spacing w:before="0" w:after="0"/>
+      </w:pPr>
+      <w:r>
+        <w:rPr>
+          <w:rFonts w:ascii="Consolas" w:hAnsi="Consolas"/>
+          <w:sz w:val="18"/>
+          <w:szCs w:val="18"/>
+          <w:color w:val="333333"/>
+        </w:rPr>
+        <w:t xml:space="preserve">  engine/src/                   taxonomy.js, semantic.js, analyzer.js, llm.js (generated)</w:t>
       </w:r>
     </w:p>
     <w:p>
